--- a/policies/build/sop_record_masters/AAC/Records/AAC.2_Record_01_registration_admission_log.docx
+++ b/policies/build/sop_record_masters/AAC/Records/AAC.2_Record_01_registration_admission_log.docx
@@ -33,7 +33,15 @@
         <w:pStyle w:val="ListParagraph"/>
       </w:pPr>
       <w:r>
-        <w:t>Patient Name: Full name.</w:t>
+        <w:t>Patient Name: Full name, or temporary descriptive identifier if unidentified.</w:t>
+      </w:r>
+    </w:p>
+    <w:p>
+      <w:pPr>
+        <w:pStyle w:val="ListParagraph"/>
+      </w:pPr>
+      <w:r>
+        <w:t>Identifiers Verified (Y/N, Method): How identity was confirmed, or 'Unidentified — temp. ID issued'.</w:t>
       </w:r>
     </w:p>
     <w:p>
@@ -49,7 +57,15 @@
         <w:pStyle w:val="ListParagraph"/>
       </w:pPr>
       <w:r>
-        <w:t>Admission Type: OPD, day-care, or in-patient.</w:t>
+        <w:t>Consent Obtained (Y/N): Whether general consent for treatment was obtained.</w:t>
+      </w:r>
+    </w:p>
+    <w:p>
+      <w:pPr>
+        <w:pStyle w:val="ListParagraph"/>
+      </w:pPr>
+      <w:r>
+        <w:t>Admission Type: OPD, day-care, in-patient, or emergency.</w:t>
       </w:r>
     </w:p>
     <w:p>
@@ -89,6 +105,26 @@
       </w:hyperlink>
       <w:r>
         <w:t>. Access, Assessment and Care of Patients chapter, standard AAC.2.</w:t>
+      </w:r>
+    </w:p>
+    <w:p>
+      <w:pPr>
+        <w:pStyle w:val="ListParagraph"/>
+      </w:pPr>
+      <w:r>
+        <w:t xml:space="preserve">The Joint Commission. (2025). </w:t>
+      </w:r>
+      <w:hyperlink r:id="rId10">
+        <w:r>
+          <w:rPr>
+            <w:color w:val="0563C1"/>
+            <w:u w:val="single"/>
+          </w:rPr>
+          <w:t>National Patient Safety Goals, Goal 1 (NPSG.01.01.01 — use at least two patient identifiers)</w:t>
+        </w:r>
+      </w:hyperlink>
+      <w:r>
+        <w:t>. Referenced as an external benchmark for patient-identification practice; SHCO accreditation does not itself require Joint Commission accreditation.</w:t>
       </w:r>
     </w:p>
     <w:tbl>
@@ -146,7 +182,7 @@
           </w:p>
           <w:p>
             <w:r>
-              <w:t>Registration staff log every patient at first contact. The worked example shows an in-patient admission with the admitting clinician named.</w:t>
+              <w:t>Registration staff log every patient at first contact. The worked example shows an in-patient admission with identity verified and consent obtained.</w:t>
             </w:r>
           </w:p>
         </w:tc>
@@ -191,11 +227,13 @@
         <w:tblLook w:firstColumn="1" w:firstRow="1" w:lastColumn="0" w:lastRow="0" w:noHBand="0" w:noVBand="1" w:val="04A0"/>
       </w:tblPr>
       <w:tblGrid>
-        <w:gridCol w:w="1728"/>
-        <w:gridCol w:w="1728"/>
-        <w:gridCol w:w="1728"/>
-        <w:gridCol w:w="1728"/>
-        <w:gridCol w:w="1728"/>
+        <w:gridCol w:w="1234"/>
+        <w:gridCol w:w="1234"/>
+        <w:gridCol w:w="1234"/>
+        <w:gridCol w:w="1234"/>
+        <w:gridCol w:w="1234"/>
+        <w:gridCol w:w="1234"/>
+        <w:gridCol w:w="1234"/>
       </w:tblGrid>
       <w:tr>
         <w:trPr>
@@ -203,7 +241,7 @@
         </w:trPr>
         <w:tc>
           <w:tcPr>
-            <w:tcW w:type="dxa" w:w="1728"/>
+            <w:tcW w:type="dxa" w:w="1234"/>
           </w:tcPr>
           <w:p>
             <w:r>
@@ -213,7 +251,7 @@
         </w:tc>
         <w:tc>
           <w:tcPr>
-            <w:tcW w:type="dxa" w:w="1728"/>
+            <w:tcW w:type="dxa" w:w="1234"/>
           </w:tcPr>
           <w:p>
             <w:r>
@@ -223,7 +261,17 @@
         </w:tc>
         <w:tc>
           <w:tcPr>
-            <w:tcW w:type="dxa" w:w="1728"/>
+            <w:tcW w:type="dxa" w:w="1234"/>
+          </w:tcPr>
+          <w:p>
+            <w:r>
+              <w:t>Identifiers Verified (Y/N, Method)</w:t>
+            </w:r>
+          </w:p>
+        </w:tc>
+        <w:tc>
+          <w:tcPr>
+            <w:tcW w:type="dxa" w:w="1234"/>
           </w:tcPr>
           <w:p>
             <w:r>
@@ -233,7 +281,17 @@
         </w:tc>
         <w:tc>
           <w:tcPr>
-            <w:tcW w:type="dxa" w:w="1728"/>
+            <w:tcW w:type="dxa" w:w="1234"/>
+          </w:tcPr>
+          <w:p>
+            <w:r>
+              <w:t>Consent Obtained (Y/N)</w:t>
+            </w:r>
+          </w:p>
+        </w:tc>
+        <w:tc>
+          <w:tcPr>
+            <w:tcW w:type="dxa" w:w="1234"/>
           </w:tcPr>
           <w:p>
             <w:r>
@@ -243,7 +301,7 @@
         </w:tc>
         <w:tc>
           <w:tcPr>
-            <w:tcW w:type="dxa" w:w="1728"/>
+            <w:tcW w:type="dxa" w:w="1234"/>
           </w:tcPr>
           <w:p>
             <w:r>
@@ -258,7 +316,7 @@
         </w:trPr>
         <w:tc>
           <w:tcPr>
-            <w:tcW w:type="dxa" w:w="1728"/>
+            <w:tcW w:type="dxa" w:w="1234"/>
             <w:shd w:val="clear" w:color="auto" w:fill="FFF2CC"/>
           </w:tcPr>
           <w:p>
@@ -267,7 +325,7 @@
         </w:tc>
         <w:tc>
           <w:tcPr>
-            <w:tcW w:type="dxa" w:w="1728"/>
+            <w:tcW w:type="dxa" w:w="1234"/>
             <w:shd w:val="clear" w:color="auto" w:fill="FFF2CC"/>
           </w:tcPr>
           <w:p>
@@ -276,7 +334,7 @@
         </w:tc>
         <w:tc>
           <w:tcPr>
-            <w:tcW w:type="dxa" w:w="1728"/>
+            <w:tcW w:type="dxa" w:w="1234"/>
             <w:shd w:val="clear" w:color="auto" w:fill="FFF2CC"/>
           </w:tcPr>
           <w:p>
@@ -285,7 +343,7 @@
         </w:tc>
         <w:tc>
           <w:tcPr>
-            <w:tcW w:type="dxa" w:w="1728"/>
+            <w:tcW w:type="dxa" w:w="1234"/>
             <w:shd w:val="clear" w:color="auto" w:fill="FFF2CC"/>
           </w:tcPr>
           <w:p>
@@ -294,7 +352,25 @@
         </w:tc>
         <w:tc>
           <w:tcPr>
-            <w:tcW w:type="dxa" w:w="1728"/>
+            <w:tcW w:type="dxa" w:w="1234"/>
+            <w:shd w:val="clear" w:color="auto" w:fill="FFF2CC"/>
+          </w:tcPr>
+          <w:p>
+            <w:r/>
+          </w:p>
+        </w:tc>
+        <w:tc>
+          <w:tcPr>
+            <w:tcW w:type="dxa" w:w="1234"/>
+            <w:shd w:val="clear" w:color="auto" w:fill="FFF2CC"/>
+          </w:tcPr>
+          <w:p>
+            <w:r/>
+          </w:p>
+        </w:tc>
+        <w:tc>
+          <w:tcPr>
+            <w:tcW w:type="dxa" w:w="1234"/>
             <w:shd w:val="clear" w:color="auto" w:fill="FFF2CC"/>
           </w:tcPr>
           <w:p>
@@ -308,7 +384,7 @@
         </w:trPr>
         <w:tc>
           <w:tcPr>
-            <w:tcW w:type="dxa" w:w="1728"/>
+            <w:tcW w:type="dxa" w:w="1234"/>
             <w:shd w:val="clear" w:color="auto" w:fill="FFF2CC"/>
           </w:tcPr>
           <w:p>
@@ -319,7 +395,7 @@
         </w:tc>
         <w:tc>
           <w:tcPr>
-            <w:tcW w:type="dxa" w:w="1728"/>
+            <w:tcW w:type="dxa" w:w="1234"/>
             <w:shd w:val="clear" w:color="auto" w:fill="FFF2CC"/>
           </w:tcPr>
           <w:p>
@@ -330,7 +406,18 @@
         </w:tc>
         <w:tc>
           <w:tcPr>
-            <w:tcW w:type="dxa" w:w="1728"/>
+            <w:tcW w:type="dxa" w:w="1234"/>
+            <w:shd w:val="clear" w:color="auto" w:fill="FFF2CC"/>
+          </w:tcPr>
+          <w:p>
+            <w:r>
+              <w:t>Y — govt photo ID</w:t>
+            </w:r>
+          </w:p>
+        </w:tc>
+        <w:tc>
+          <w:tcPr>
+            <w:tcW w:type="dxa" w:w="1234"/>
             <w:shd w:val="clear" w:color="auto" w:fill="FFF2CC"/>
           </w:tcPr>
           <w:p>
@@ -341,7 +428,18 @@
         </w:tc>
         <w:tc>
           <w:tcPr>
-            <w:tcW w:type="dxa" w:w="1728"/>
+            <w:tcW w:type="dxa" w:w="1234"/>
+            <w:shd w:val="clear" w:color="auto" w:fill="FFF2CC"/>
+          </w:tcPr>
+          <w:p>
+            <w:r>
+              <w:t>Y</w:t>
+            </w:r>
+          </w:p>
+        </w:tc>
+        <w:tc>
+          <w:tcPr>
+            <w:tcW w:type="dxa" w:w="1234"/>
             <w:shd w:val="clear" w:color="auto" w:fill="FFF2CC"/>
           </w:tcPr>
           <w:p>
@@ -352,7 +450,7 @@
         </w:tc>
         <w:tc>
           <w:tcPr>
-            <w:tcW w:type="dxa" w:w="1728"/>
+            <w:tcW w:type="dxa" w:w="1234"/>
             <w:shd w:val="clear" w:color="auto" w:fill="FFF2CC"/>
           </w:tcPr>
           <w:p>
@@ -368,31 +466,43 @@
         </w:trPr>
         <w:tc>
           <w:tcPr>
-            <w:tcW w:type="dxa" w:w="1728"/>
+            <w:tcW w:type="dxa" w:w="1234"/>
           </w:tcPr>
           <w:p/>
         </w:tc>
         <w:tc>
           <w:tcPr>
-            <w:tcW w:type="dxa" w:w="1728"/>
+            <w:tcW w:type="dxa" w:w="1234"/>
           </w:tcPr>
           <w:p/>
         </w:tc>
         <w:tc>
           <w:tcPr>
-            <w:tcW w:type="dxa" w:w="1728"/>
+            <w:tcW w:type="dxa" w:w="1234"/>
           </w:tcPr>
           <w:p/>
         </w:tc>
         <w:tc>
           <w:tcPr>
-            <w:tcW w:type="dxa" w:w="1728"/>
+            <w:tcW w:type="dxa" w:w="1234"/>
           </w:tcPr>
           <w:p/>
         </w:tc>
         <w:tc>
           <w:tcPr>
-            <w:tcW w:type="dxa" w:w="1728"/>
+            <w:tcW w:type="dxa" w:w="1234"/>
+          </w:tcPr>
+          <w:p/>
+        </w:tc>
+        <w:tc>
+          <w:tcPr>
+            <w:tcW w:type="dxa" w:w="1234"/>
+          </w:tcPr>
+          <w:p/>
+        </w:tc>
+        <w:tc>
+          <w:tcPr>
+            <w:tcW w:type="dxa" w:w="1234"/>
           </w:tcPr>
           <w:p/>
         </w:tc>
@@ -403,31 +513,43 @@
         </w:trPr>
         <w:tc>
           <w:tcPr>
-            <w:tcW w:type="dxa" w:w="1728"/>
+            <w:tcW w:type="dxa" w:w="1234"/>
           </w:tcPr>
           <w:p/>
         </w:tc>
         <w:tc>
           <w:tcPr>
-            <w:tcW w:type="dxa" w:w="1728"/>
+            <w:tcW w:type="dxa" w:w="1234"/>
           </w:tcPr>
           <w:p/>
         </w:tc>
         <w:tc>
           <w:tcPr>
-            <w:tcW w:type="dxa" w:w="1728"/>
+            <w:tcW w:type="dxa" w:w="1234"/>
           </w:tcPr>
           <w:p/>
         </w:tc>
         <w:tc>
           <w:tcPr>
-            <w:tcW w:type="dxa" w:w="1728"/>
+            <w:tcW w:type="dxa" w:w="1234"/>
           </w:tcPr>
           <w:p/>
         </w:tc>
         <w:tc>
           <w:tcPr>
-            <w:tcW w:type="dxa" w:w="1728"/>
+            <w:tcW w:type="dxa" w:w="1234"/>
+          </w:tcPr>
+          <w:p/>
+        </w:tc>
+        <w:tc>
+          <w:tcPr>
+            <w:tcW w:type="dxa" w:w="1234"/>
+          </w:tcPr>
+          <w:p/>
+        </w:tc>
+        <w:tc>
+          <w:tcPr>
+            <w:tcW w:type="dxa" w:w="1234"/>
           </w:tcPr>
           <w:p/>
         </w:tc>
@@ -438,31 +560,43 @@
         </w:trPr>
         <w:tc>
           <w:tcPr>
-            <w:tcW w:type="dxa" w:w="1728"/>
+            <w:tcW w:type="dxa" w:w="1234"/>
           </w:tcPr>
           <w:p/>
         </w:tc>
         <w:tc>
           <w:tcPr>
-            <w:tcW w:type="dxa" w:w="1728"/>
+            <w:tcW w:type="dxa" w:w="1234"/>
           </w:tcPr>
           <w:p/>
         </w:tc>
         <w:tc>
           <w:tcPr>
-            <w:tcW w:type="dxa" w:w="1728"/>
+            <w:tcW w:type="dxa" w:w="1234"/>
           </w:tcPr>
           <w:p/>
         </w:tc>
         <w:tc>
           <w:tcPr>
-            <w:tcW w:type="dxa" w:w="1728"/>
+            <w:tcW w:type="dxa" w:w="1234"/>
           </w:tcPr>
           <w:p/>
         </w:tc>
         <w:tc>
           <w:tcPr>
-            <w:tcW w:type="dxa" w:w="1728"/>
+            <w:tcW w:type="dxa" w:w="1234"/>
+          </w:tcPr>
+          <w:p/>
+        </w:tc>
+        <w:tc>
+          <w:tcPr>
+            <w:tcW w:type="dxa" w:w="1234"/>
+          </w:tcPr>
+          <w:p/>
+        </w:tc>
+        <w:tc>
+          <w:tcPr>
+            <w:tcW w:type="dxa" w:w="1234"/>
           </w:tcPr>
           <w:p/>
         </w:tc>
@@ -473,31 +607,43 @@
         </w:trPr>
         <w:tc>
           <w:tcPr>
-            <w:tcW w:type="dxa" w:w="1728"/>
+            <w:tcW w:type="dxa" w:w="1234"/>
           </w:tcPr>
           <w:p/>
         </w:tc>
         <w:tc>
           <w:tcPr>
-            <w:tcW w:type="dxa" w:w="1728"/>
+            <w:tcW w:type="dxa" w:w="1234"/>
           </w:tcPr>
           <w:p/>
         </w:tc>
         <w:tc>
           <w:tcPr>
-            <w:tcW w:type="dxa" w:w="1728"/>
+            <w:tcW w:type="dxa" w:w="1234"/>
           </w:tcPr>
           <w:p/>
         </w:tc>
         <w:tc>
           <w:tcPr>
-            <w:tcW w:type="dxa" w:w="1728"/>
+            <w:tcW w:type="dxa" w:w="1234"/>
           </w:tcPr>
           <w:p/>
         </w:tc>
         <w:tc>
           <w:tcPr>
-            <w:tcW w:type="dxa" w:w="1728"/>
+            <w:tcW w:type="dxa" w:w="1234"/>
+          </w:tcPr>
+          <w:p/>
+        </w:tc>
+        <w:tc>
+          <w:tcPr>
+            <w:tcW w:type="dxa" w:w="1234"/>
+          </w:tcPr>
+          <w:p/>
+        </w:tc>
+        <w:tc>
+          <w:tcPr>
+            <w:tcW w:type="dxa" w:w="1234"/>
           </w:tcPr>
           <w:p/>
         </w:tc>
@@ -508,31 +654,43 @@
         </w:trPr>
         <w:tc>
           <w:tcPr>
-            <w:tcW w:type="dxa" w:w="1728"/>
+            <w:tcW w:type="dxa" w:w="1234"/>
           </w:tcPr>
           <w:p/>
         </w:tc>
         <w:tc>
           <w:tcPr>
-            <w:tcW w:type="dxa" w:w="1728"/>
+            <w:tcW w:type="dxa" w:w="1234"/>
           </w:tcPr>
           <w:p/>
         </w:tc>
         <w:tc>
           <w:tcPr>
-            <w:tcW w:type="dxa" w:w="1728"/>
+            <w:tcW w:type="dxa" w:w="1234"/>
           </w:tcPr>
           <w:p/>
         </w:tc>
         <w:tc>
           <w:tcPr>
-            <w:tcW w:type="dxa" w:w="1728"/>
+            <w:tcW w:type="dxa" w:w="1234"/>
           </w:tcPr>
           <w:p/>
         </w:tc>
         <w:tc>
           <w:tcPr>
-            <w:tcW w:type="dxa" w:w="1728"/>
+            <w:tcW w:type="dxa" w:w="1234"/>
+          </w:tcPr>
+          <w:p/>
+        </w:tc>
+        <w:tc>
+          <w:tcPr>
+            <w:tcW w:type="dxa" w:w="1234"/>
+          </w:tcPr>
+          <w:p/>
+        </w:tc>
+        <w:tc>
+          <w:tcPr>
+            <w:tcW w:type="dxa" w:w="1234"/>
           </w:tcPr>
           <w:p/>
         </w:tc>
@@ -543,31 +701,43 @@
         </w:trPr>
         <w:tc>
           <w:tcPr>
-            <w:tcW w:type="dxa" w:w="1728"/>
+            <w:tcW w:type="dxa" w:w="1234"/>
           </w:tcPr>
           <w:p/>
         </w:tc>
         <w:tc>
           <w:tcPr>
-            <w:tcW w:type="dxa" w:w="1728"/>
+            <w:tcW w:type="dxa" w:w="1234"/>
           </w:tcPr>
           <w:p/>
         </w:tc>
         <w:tc>
           <w:tcPr>
-            <w:tcW w:type="dxa" w:w="1728"/>
+            <w:tcW w:type="dxa" w:w="1234"/>
           </w:tcPr>
           <w:p/>
         </w:tc>
         <w:tc>
           <w:tcPr>
-            <w:tcW w:type="dxa" w:w="1728"/>
+            <w:tcW w:type="dxa" w:w="1234"/>
           </w:tcPr>
           <w:p/>
         </w:tc>
         <w:tc>
           <w:tcPr>
-            <w:tcW w:type="dxa" w:w="1728"/>
+            <w:tcW w:type="dxa" w:w="1234"/>
+          </w:tcPr>
+          <w:p/>
+        </w:tc>
+        <w:tc>
+          <w:tcPr>
+            <w:tcW w:type="dxa" w:w="1234"/>
+          </w:tcPr>
+          <w:p/>
+        </w:tc>
+        <w:tc>
+          <w:tcPr>
+            <w:tcW w:type="dxa" w:w="1234"/>
           </w:tcPr>
           <w:p/>
         </w:tc>
@@ -578,31 +748,43 @@
         </w:trPr>
         <w:tc>
           <w:tcPr>
-            <w:tcW w:type="dxa" w:w="1728"/>
+            <w:tcW w:type="dxa" w:w="1234"/>
           </w:tcPr>
           <w:p/>
         </w:tc>
         <w:tc>
           <w:tcPr>
-            <w:tcW w:type="dxa" w:w="1728"/>
+            <w:tcW w:type="dxa" w:w="1234"/>
           </w:tcPr>
           <w:p/>
         </w:tc>
         <w:tc>
           <w:tcPr>
-            <w:tcW w:type="dxa" w:w="1728"/>
+            <w:tcW w:type="dxa" w:w="1234"/>
           </w:tcPr>
           <w:p/>
         </w:tc>
         <w:tc>
           <w:tcPr>
-            <w:tcW w:type="dxa" w:w="1728"/>
+            <w:tcW w:type="dxa" w:w="1234"/>
           </w:tcPr>
           <w:p/>
         </w:tc>
         <w:tc>
           <w:tcPr>
-            <w:tcW w:type="dxa" w:w="1728"/>
+            <w:tcW w:type="dxa" w:w="1234"/>
+          </w:tcPr>
+          <w:p/>
+        </w:tc>
+        <w:tc>
+          <w:tcPr>
+            <w:tcW w:type="dxa" w:w="1234"/>
+          </w:tcPr>
+          <w:p/>
+        </w:tc>
+        <w:tc>
+          <w:tcPr>
+            <w:tcW w:type="dxa" w:w="1234"/>
           </w:tcPr>
           <w:p/>
         </w:tc>

--- a/policies/build/sop_record_masters/AAC/Records/AAC.2_Record_01_registration_admission_log.docx
+++ b/policies/build/sop_record_masters/AAC/Records/AAC.2_Record_01_registration_admission_log.docx
@@ -90,6 +90,7 @@
     <w:p>
       <w:pPr>
         <w:pStyle w:val="ListParagraph"/>
+        <w:spacing w:after="200" w:before="40"/>
       </w:pPr>
       <w:r>
         <w:t xml:space="preserve">National Accreditation Board for Hospitals and Healthcare Providers. (2022). Standards for Small Healthcare Organisations (3rd ed.). </w:t>
@@ -110,6 +111,7 @@
     <w:p>
       <w:pPr>
         <w:pStyle w:val="ListParagraph"/>
+        <w:spacing w:after="200" w:before="40"/>
       </w:pPr>
       <w:r>
         <w:t xml:space="preserve">The Joint Commission. (2025). </w:t>

--- a/policies/build/sop_record_masters/AAC/Records/AAC.2_Record_01_registration_admission_log.docx
+++ b/policies/build/sop_record_masters/AAC/Records/AAC.2_Record_01_registration_admission_log.docx
@@ -90,10 +90,11 @@
     <w:p>
       <w:pPr>
         <w:pStyle w:val="ListParagraph"/>
-        <w:spacing w:after="200" w:before="40"/>
+        <w:spacing w:after="240" w:before="80"/>
+        <w:contextualSpacing w:val="0"/>
       </w:pPr>
       <w:r>
-        <w:t xml:space="preserve">National Accreditation Board for Hospitals and Healthcare Providers. (2022). Standards for Small Healthcare Organisations (3rd ed.). </w:t>
+        <w:t xml:space="preserve">• National Accreditation Board for Hospitals and Healthcare Providers. (2022). Standards for Small Healthcare Organisations (3rd ed.). </w:t>
       </w:r>
       <w:hyperlink r:id="rId9">
         <w:r>
@@ -111,10 +112,11 @@
     <w:p>
       <w:pPr>
         <w:pStyle w:val="ListParagraph"/>
-        <w:spacing w:after="200" w:before="40"/>
+        <w:spacing w:after="240" w:before="80"/>
+        <w:contextualSpacing w:val="0"/>
       </w:pPr>
       <w:r>
-        <w:t xml:space="preserve">The Joint Commission. (2025). </w:t>
+        <w:t xml:space="preserve">• The Joint Commission. (2025). </w:t>
       </w:r>
       <w:hyperlink r:id="rId10">
         <w:r>
